--- a/docs/guides/02_data_validation_guide(ES).docx
+++ b/docs/guides/02_data_validation_guide(ES).docx
@@ -3812,7 +3812,7 @@
                 <w:color w:val="1F2937"/>
                 <w:sz w:val="17"/>
               </w:rPr>
-              <w:t>-- Detail of extreme examples / Detalle de ejemplos extremos</w:t>
+              <w:t>-- Random detail of extreme examples / Detalle aleatorio de casos extremos</w:t>
             </w:r>
             <w:r>
               <w:br/>
@@ -3878,7 +3878,7 @@
                 <w:color w:val="1F2937"/>
                 <w:sz w:val="17"/>
               </w:rPr>
-              <w:t>selected_orders AS (</w:t>
+              <w:t>ranked_orders AS (</w:t>
             </w:r>
             <w:r>
               <w:br/>
@@ -3889,7 +3889,73 @@
                 <w:color w:val="1F2937"/>
                 <w:sz w:val="17"/>
               </w:rPr>
-              <w:t xml:space="preserve">    SELECT 'Maximum' AS size_type, MIN(order_id) AS order_id</w:t>
+              <w:t xml:space="preserve">    SELECT</w:t>
+            </w:r>
+            <w:r>
+              <w:br/>
+            </w:r>
+            <w:r>
+              <w:rPr>
+                <w:rFonts w:ascii="Consolas" w:hAnsi="Consolas"/>
+                <w:color w:val="1F2937"/>
+                <w:sz w:val="17"/>
+              </w:rPr>
+              <w:t xml:space="preserve">        order_id,</w:t>
+            </w:r>
+            <w:r>
+              <w:br/>
+            </w:r>
+            <w:r>
+              <w:rPr>
+                <w:rFonts w:ascii="Consolas" w:hAnsi="Consolas"/>
+                <w:color w:val="1F2937"/>
+                <w:sz w:val="17"/>
+              </w:rPr>
+              <w:t xml:space="preserve">        item_count,</w:t>
+            </w:r>
+            <w:r>
+              <w:br/>
+            </w:r>
+            <w:r>
+              <w:rPr>
+                <w:rFonts w:ascii="Consolas" w:hAnsi="Consolas"/>
+                <w:color w:val="1F2937"/>
+                <w:sz w:val="17"/>
+              </w:rPr>
+              <w:t xml:space="preserve">        ROW_NUMBER() OVER (</w:t>
+            </w:r>
+            <w:r>
+              <w:br/>
+            </w:r>
+            <w:r>
+              <w:rPr>
+                <w:rFonts w:ascii="Consolas" w:hAnsi="Consolas"/>
+                <w:color w:val="1F2937"/>
+                <w:sz w:val="17"/>
+              </w:rPr>
+              <w:t xml:space="preserve">            PARTITION BY item_count</w:t>
+            </w:r>
+            <w:r>
+              <w:br/>
+            </w:r>
+            <w:r>
+              <w:rPr>
+                <w:rFonts w:ascii="Consolas" w:hAnsi="Consolas"/>
+                <w:color w:val="1F2937"/>
+                <w:sz w:val="17"/>
+              </w:rPr>
+              <w:t xml:space="preserve">            ORDER BY RAND()</w:t>
+            </w:r>
+            <w:r>
+              <w:br/>
+            </w:r>
+            <w:r>
+              <w:rPr>
+                <w:rFonts w:ascii="Consolas" w:hAnsi="Consolas"/>
+                <w:color w:val="1F2937"/>
+                <w:sz w:val="17"/>
+              </w:rPr>
+              <w:t xml:space="preserve">        ) AS random_rank</w:t>
             </w:r>
             <w:r>
               <w:br/>
@@ -3911,7 +3977,7 @@
                 <w:color w:val="1F2937"/>
                 <w:sz w:val="17"/>
               </w:rPr>
-              <w:t xml:space="preserve">    WHERE item_count = (SELECT MAX(item_count) FROM order_sizes)</w:t>
+              <w:t xml:space="preserve">    WHERE item_count IN (1, 14)</w:t>
             </w:r>
             <w:r>
               <w:br/>
@@ -3922,6 +3988,7 @@
                 <w:color w:val="1F2937"/>
                 <w:sz w:val="17"/>
               </w:rPr>
+              <w:t>),</w:t>
             </w:r>
             <w:r>
               <w:br/>
@@ -3932,7 +3999,7 @@
                 <w:color w:val="1F2937"/>
                 <w:sz w:val="17"/>
               </w:rPr>
-              <w:t xml:space="preserve">    UNION ALL</w:t>
+              <w:t>selected_orders AS (</w:t>
             </w:r>
             <w:r>
               <w:br/>
@@ -3943,6 +4010,7 @@
                 <w:color w:val="1F2937"/>
                 <w:sz w:val="17"/>
               </w:rPr>
+              <w:t xml:space="preserve">    SELECT</w:t>
             </w:r>
             <w:r>
               <w:br/>
@@ -3953,7 +4021,7 @@
                 <w:color w:val="1F2937"/>
                 <w:sz w:val="17"/>
               </w:rPr>
-              <w:t xml:space="preserve">    SELECT 'Minimum' AS size_type, MIN(order_id) AS order_id</w:t>
+              <w:t xml:space="preserve">        order_id,</w:t>
             </w:r>
             <w:r>
               <w:br/>
@@ -3964,7 +4032,7 @@
                 <w:color w:val="1F2937"/>
                 <w:sz w:val="17"/>
               </w:rPr>
-              <w:t xml:space="preserve">    FROM order_sizes</w:t>
+              <w:t xml:space="preserve">        item_count,</w:t>
             </w:r>
             <w:r>
               <w:br/>
@@ -3975,7 +4043,62 @@
                 <w:color w:val="1F2937"/>
                 <w:sz w:val="17"/>
               </w:rPr>
-              <w:t xml:space="preserve">    WHERE item_count = (SELECT MIN(item_count) FROM order_sizes)</w:t>
+              <w:t xml:space="preserve">        CASE</w:t>
+            </w:r>
+            <w:r>
+              <w:br/>
+            </w:r>
+            <w:r>
+              <w:rPr>
+                <w:rFonts w:ascii="Consolas" w:hAnsi="Consolas"/>
+                <w:color w:val="1F2937"/>
+                <w:sz w:val="17"/>
+              </w:rPr>
+              <w:t xml:space="preserve">            WHEN item_count = 14 THEN 'Maximum'</w:t>
+            </w:r>
+            <w:r>
+              <w:br/>
+            </w:r>
+            <w:r>
+              <w:rPr>
+                <w:rFonts w:ascii="Consolas" w:hAnsi="Consolas"/>
+                <w:color w:val="1F2937"/>
+                <w:sz w:val="17"/>
+              </w:rPr>
+              <w:t xml:space="preserve">            WHEN item_count = 1 THEN 'Minimum'</w:t>
+            </w:r>
+            <w:r>
+              <w:br/>
+            </w:r>
+            <w:r>
+              <w:rPr>
+                <w:rFonts w:ascii="Consolas" w:hAnsi="Consolas"/>
+                <w:color w:val="1F2937"/>
+                <w:sz w:val="17"/>
+              </w:rPr>
+              <w:t xml:space="preserve">        END AS size_type</w:t>
+            </w:r>
+            <w:r>
+              <w:br/>
+            </w:r>
+            <w:r>
+              <w:rPr>
+                <w:rFonts w:ascii="Consolas" w:hAnsi="Consolas"/>
+                <w:color w:val="1F2937"/>
+                <w:sz w:val="17"/>
+              </w:rPr>
+              <w:t xml:space="preserve">    FROM ranked_orders</w:t>
+            </w:r>
+            <w:r>
+              <w:br/>
+            </w:r>
+            <w:r>
+              <w:rPr>
+                <w:rFonts w:ascii="Consolas" w:hAnsi="Consolas"/>
+                <w:color w:val="1F2937"/>
+                <w:sz w:val="17"/>
+              </w:rPr>
+              <w:t xml:space="preserve">    WHERE random_rank = 1</w:t>
             </w:r>
             <w:r>
               <w:br/>
@@ -4009,6 +4132,50 @@
                 <w:sz w:val="17"/>
               </w:rPr>
               <w:t xml:space="preserve">    so.size_type,</w:t>
+            </w:r>
+            <w:r>
+              <w:br/>
+            </w:r>
+            <w:r>
+              <w:rPr>
+                <w:rFonts w:ascii="Consolas" w:hAnsi="Consolas"/>
+                <w:color w:val="1F2937"/>
+                <w:sz w:val="17"/>
+              </w:rPr>
+              <w:t xml:space="preserve">    so.item_count AS expected_item_count,</w:t>
+            </w:r>
+            <w:r>
+              <w:br/>
+            </w:r>
+            <w:r>
+              <w:rPr>
+                <w:rFonts w:ascii="Consolas" w:hAnsi="Consolas"/>
+                <w:color w:val="1F2937"/>
+                <w:sz w:val="17"/>
+              </w:rPr>
+              <w:t xml:space="preserve">    COUNT(*) OVER (</w:t>
+            </w:r>
+            <w:r>
+              <w:br/>
+            </w:r>
+            <w:r>
+              <w:rPr>
+                <w:rFonts w:ascii="Consolas" w:hAnsi="Consolas"/>
+                <w:color w:val="1F2937"/>
+                <w:sz w:val="17"/>
+              </w:rPr>
+              <w:t xml:space="preserve">        PARTITION BY od.order_id</w:t>
+            </w:r>
+            <w:r>
+              <w:br/>
+            </w:r>
+            <w:r>
+              <w:rPr>
+                <w:rFonts w:ascii="Consolas" w:hAnsi="Consolas"/>
+                <w:color w:val="1F2937"/>
+                <w:sz w:val="17"/>
+              </w:rPr>
+              <w:t xml:space="preserve">    ) AS displayed_item_count,</w:t>
             </w:r>
             <w:r>
               <w:br/>
@@ -4238,7 +4405,7 @@
     </w:p>
     <w:p>
       <w:r>
-        <w:t>La primera consulta conserva el resumen mínimo, promedio y máximo. La segunda vuelve a calcular el tamaño de cada pedido, escoge de forma determinista un pedido máximo y uno mínimo, y muestra todas sus líneas junto con los atributos del producto. Esto permite contrastar manualmente los casos extremos con Excel o el CSV.</w:t>
+        <w:t>La primera consulta conserva el resumen mínimo, promedio y máximo. La segunda asigna un orden aleatorio dentro de los pedidos de 1 y 14 productos, escoge uno de cada grupo y muestra todas sus líneas junto con los atributos del producto. Los conteos esperado y mostrado permiten verificar inmediatamente que se recuperaron todas las líneas.</w:t>
       </w:r>
     </w:p>
     <w:p>
@@ -4277,10 +4444,10 @@
           <w:b/>
           <w:sz w:val="22"/>
         </w:rPr>
-        <w:t xml:space="preserve">selected_orders: </w:t>
+        <w:t xml:space="preserve">PARTITION BY item_count: </w:t>
       </w:r>
       <w:r>
-        <w:t>Selecciona un ejemplo de cada extremo; MIN(order_id) resuelve los empates de forma reproducible.</w:t>
+        <w:t>Separa los pedidos de 1 producto de los pedidos de 14 productos.</w:t>
       </w:r>
     </w:p>
     <w:p>
@@ -4294,10 +4461,61 @@
           <w:b/>
           <w:sz w:val="22"/>
         </w:rPr>
-        <w:t xml:space="preserve">UNION ALL: </w:t>
+        <w:t xml:space="preserve">ORDER BY RAND(): </w:t>
       </w:r>
       <w:r>
-        <w:t>Une el ejemplo máximo y el mínimo sin eliminar filas.</w:t>
+        <w:t>Asigna un orden aleatorio nuevo en cada ejecución.</w:t>
+      </w:r>
+    </w:p>
+    <w:p>
+      <w:pPr>
+        <w:pStyle w:val="ListBullet"/>
+        <w:spacing w:after="80"/>
+      </w:pPr>
+      <w:r>
+        <w:rPr>
+          <w:rFonts w:ascii="Calibri" w:hAnsi="Calibri"/>
+          <w:b/>
+          <w:sz w:val="22"/>
+        </w:rPr>
+        <w:t xml:space="preserve">ROW_NUMBER: </w:t>
+      </w:r>
+      <w:r>
+        <w:t>Numera los pedidos dentro de cada tamaño; random_rank = 1 selecciona uno por grupo.</w:t>
+      </w:r>
+    </w:p>
+    <w:p>
+      <w:pPr>
+        <w:pStyle w:val="ListBullet"/>
+        <w:spacing w:after="80"/>
+      </w:pPr>
+      <w:r>
+        <w:rPr>
+          <w:rFonts w:ascii="Calibri" w:hAnsi="Calibri"/>
+          <w:b/>
+          <w:sz w:val="22"/>
+        </w:rPr>
+        <w:t xml:space="preserve">expected_item_count: </w:t>
+      </w:r>
+      <w:r>
+        <w:t>Conserva el tamaño calculado en la CTE.</w:t>
+      </w:r>
+    </w:p>
+    <w:p>
+      <w:pPr>
+        <w:pStyle w:val="ListBullet"/>
+        <w:spacing w:after="80"/>
+      </w:pPr>
+      <w:r>
+        <w:rPr>
+          <w:rFonts w:ascii="Calibri" w:hAnsi="Calibri"/>
+          <w:b/>
+          <w:sz w:val="22"/>
+        </w:rPr>
+        <w:t xml:space="preserve">displayed_item_count: </w:t>
+      </w:r>
+      <w:r>
+        <w:t>Vuelve a contar las líneas presentadas mediante una función de ventana.</w:t>
       </w:r>
     </w:p>
     <w:p>
@@ -4383,7 +4601,7 @@
               <w:t xml:space="preserve">Resultado esperado: </w:t>
             </w:r>
             <w:r>
-              <w:t>El resumen muestra un mínimo de al menos 1. El número de líneas exhibidas para cada ejemplo debe coincidir con el mínimo o máximo calculado.</w:t>
+              <w:t>15 filas en total: 14 para Maximum y 1 para Minimum. expected_item_count y displayed_item_count deben coincidir en ambos pedidos.</w:t>
             </w:r>
           </w:p>
         </w:tc>
@@ -4400,7 +4618,7 @@
         <w:t xml:space="preserve">Nota práctica: </w:t>
       </w:r>
       <w:r>
-        <w:t>Con order_details no es posible detectar pedidos completamente vacíos: un pedido sin líneas no aparece en esta tabla. Para eso se necesitaría una tabla maestra de pedidos.</w:t>
+        <w:t>Cada ejecución puede escoger order_id diferentes. Con order_details no es posible detectar pedidos completamente vacíos: para eso se necesitaría una tabla maestra de pedidos.</w:t>
       </w:r>
     </w:p>
     <w:p>
@@ -6024,7 +6242,7 @@
                 <w:color w:val="1F2937"/>
                 <w:sz w:val="17"/>
               </w:rPr>
-              <w:t>SELECT 'Invalid menu IDs', COUNT(*)</w:t>
+              <w:t>SELECT 'Zero item IDs', COUNT(*)</w:t>
             </w:r>
             <w:r>
               <w:br/>
@@ -6035,7 +6253,7 @@
                 <w:color w:val="1F2937"/>
                 <w:sz w:val="17"/>
               </w:rPr>
-              <w:t>FROM menu_items</w:t>
+              <w:t>FROM order_details</w:t>
             </w:r>
             <w:r>
               <w:br/>
@@ -6046,7 +6264,7 @@
                 <w:color w:val="1F2937"/>
                 <w:sz w:val="17"/>
               </w:rPr>
-              <w:t>WHERE menu_item_id &lt;= 0</w:t>
+              <w:t>WHERE item_id = 0</w:t>
             </w:r>
             <w:r>
               <w:br/>
@@ -6068,7 +6286,7 @@
                 <w:color w:val="1F2937"/>
                 <w:sz w:val="17"/>
               </w:rPr>
-              <w:t>SELECT 'Invalid order IDs', COUNT(*)</w:t>
+              <w:t>SELECT 'Unmatched non-null item IDs', COUNT(*)</w:t>
             </w:r>
             <w:r>
               <w:br/>
@@ -6079,7 +6297,7 @@
                 <w:color w:val="1F2937"/>
                 <w:sz w:val="17"/>
               </w:rPr>
-              <w:t>FROM order_details</w:t>
+              <w:t>FROM order_details AS od</w:t>
             </w:r>
             <w:r>
               <w:br/>
@@ -6090,7 +6308,40 @@
                 <w:color w:val="1F2937"/>
                 <w:sz w:val="17"/>
               </w:rPr>
-              <w:t>WHERE order_details_id &lt;= 0 OR order_id &lt;= 0 OR item_id &lt;= 0;</w:t>
+              <w:t>LEFT JOIN menu_items AS mi</w:t>
+            </w:r>
+            <w:r>
+              <w:br/>
+            </w:r>
+            <w:r>
+              <w:rPr>
+                <w:rFonts w:ascii="Consolas" w:hAnsi="Consolas"/>
+                <w:color w:val="1F2937"/>
+                <w:sz w:val="17"/>
+              </w:rPr>
+              <w:t xml:space="preserve">    ON od.item_id = mi.menu_item_id</w:t>
+            </w:r>
+            <w:r>
+              <w:br/>
+            </w:r>
+            <w:r>
+              <w:rPr>
+                <w:rFonts w:ascii="Consolas" w:hAnsi="Consolas"/>
+                <w:color w:val="1F2937"/>
+                <w:sz w:val="17"/>
+              </w:rPr>
+              <w:t>WHERE od.item_id IS NOT NULL</w:t>
+            </w:r>
+            <w:r>
+              <w:br/>
+            </w:r>
+            <w:r>
+              <w:rPr>
+                <w:rFonts w:ascii="Consolas" w:hAnsi="Consolas"/>
+                <w:color w:val="1F2937"/>
+                <w:sz w:val="17"/>
+              </w:rPr>
+              <w:t xml:space="preserve">  AND mi.menu_item_id IS NULL;</w:t>
             </w:r>
           </w:p>
         </w:tc>
@@ -6111,7 +6362,7 @@
     </w:p>
     <w:p>
       <w:r>
-        <w:t>UNION ALL apila resultados compatibles. El formato de indicador y resultado permite copiar fácilmente la evidencia a documentación o capturas.</w:t>
+        <w:t>UNION ALL apila resultados compatibles. El formato de indicador y resultado permite copiar fácilmente la evidencia a documentación o capturas. Los últimos dos indicadores distinguen entre una conversión incorrecta a cero y una referencia no nula que no existe en el catálogo.</w:t>
       </w:r>
     </w:p>
     <w:p>
@@ -6167,6 +6418,40 @@
           <w:b/>
           <w:sz w:val="22"/>
         </w:rPr>
+        <w:t xml:space="preserve">Zero item IDs: </w:t>
+      </w:r>
+      <w:r>
+        <w:t>Comprueba que los valores faltantes no se hayan transformado en cero.</w:t>
+      </w:r>
+    </w:p>
+    <w:p>
+      <w:pPr>
+        <w:pStyle w:val="ListBullet"/>
+        <w:spacing w:after="80"/>
+      </w:pPr>
+      <w:r>
+        <w:rPr>
+          <w:rFonts w:ascii="Calibri" w:hAnsi="Calibri"/>
+          <w:b/>
+          <w:sz w:val="22"/>
+        </w:rPr>
+        <w:t xml:space="preserve">Unmatched non-null item IDs: </w:t>
+      </w:r>
+      <w:r>
+        <w:t>Cuenta líneas con una referencia informada que no existe en menu_items.</w:t>
+      </w:r>
+    </w:p>
+    <w:p>
+      <w:pPr>
+        <w:pStyle w:val="ListBullet"/>
+        <w:spacing w:after="80"/>
+      </w:pPr>
+      <w:r>
+        <w:rPr>
+          <w:rFonts w:ascii="Calibri" w:hAnsi="Calibri"/>
+          <w:b/>
+          <w:sz w:val="22"/>
+        </w:rPr>
         <w:t xml:space="preserve">Auditoría: </w:t>
       </w:r>
       <w:r>
@@ -6205,7 +6490,7 @@
               <w:t xml:space="preserve">Resultado esperado: </w:t>
             </w:r>
             <w:r>
-              <w:t>Los totales coinciden; Missing item IDs = 137; controles inválidos = 0.</w:t>
+              <w:t>Total menu items = 32; Total order lines = 12.234; Unique orders = 5.370; Missing item IDs = 137; Zero item IDs = 0; Unmatched non-null item IDs = 0.</w:t>
             </w:r>
           </w:p>
         </w:tc>
